--- a/klagomål/A 45663-2024 FSC-klagomål.docx
+++ b/klagomål/A 45663-2024 FSC-klagomål.docx
@@ -1400,7 +1400,7 @@
     <w:r>
       <w:tab/>
       <w:tab/>
-      <w:t>2026-09-14</w:t>
+      <w:t>2026-09-15</w:t>
       <w:br/>
       <w:br/>
     </w:r>

--- a/klagomål/A 45663-2024 FSC-klagomål.docx
+++ b/klagomål/A 45663-2024 FSC-klagomål.docx
@@ -1400,7 +1400,7 @@
     <w:r>
       <w:tab/>
       <w:tab/>
-      <w:t>2026-09-15</w:t>
+      <w:t>2026-09-16</w:t>
       <w:br/>
       <w:br/>
     </w:r>

--- a/klagomål/A 45663-2024 FSC-klagomål.docx
+++ b/klagomål/A 45663-2024 FSC-klagomål.docx
@@ -221,7 +221,7 @@
     </w:p>
     <w:p>
       <w:r>
-        <w:t>I och inom 25 meter från avverkningsanmälan finns fynd av 40 naturvårdsarter, varav 26 är rödlistade, 6 är fridlysta, 9 är typiska (T) och 8 är signalarter (S): goliatmusseron (VU, T), jättemusseron (VU), lakritsmusseron (VU, T), lateritticka (VU), skrovlig taggsvamp (VU), smalfotad taggsvamp (VU), spadskinn (VU), tajgataggsvamp (VU), tallgråticka (VU), torrmusseron (VU), violett fingersvamp (VU), blå taggsvamp (NT, T), dropptaggsvamp (NT, T), klofibbla (NT), ljus ängsfingersvamp (NT), mjölsvärting (NT), motaggsvamp (NT, T), orange taggsvamp (NT, T), Phellodon aquiloniniger (NT), skarp dropptaggsvamp (NT), sparvuggla (NT, §4), tallkötticka (NT), tallriska (NT), talltita (NT, §4), vaddporing (NT), vitplätt (NT), broskvaxing (S), fjällig jordtunga (S), honungsvaxing (S), sprödvaxing (S), svart jordtunga (S), vitvaxing agg. (S), ängsfingersvamp (S), ängsvaxing agg. (S), spillkråka (T, §4), svart taggsvamp agg. (T), tallört (aggregat) (T), kungsfågel (§4), huggorm (§6) och vanlig padda (§6). Se Figur 1.</w:t>
+        <w:t>I och inom 25 meter från avverkningsanmälan finns fynd av 41 naturvårdsarter, varav 27 är rödlistade, 6 är fridlysta, 9 är typiska (T) och 8 är signalarter (S): goliatmusseron (VU, T), jättemusseron (VU), lakritsmusseron (VU, T), lateritticka (VU), skrovlig taggsvamp (VU), smalfotad taggsvamp (VU), spadskinn (VU), tajgataggsvamp (VU), tallgråticka (VU), torrmusseron (VU), violett fingersvamp (VU), blå taggsvamp (NT, T), dropptaggsvamp (NT, T), hornvaxskinn (NT), klofibbla (NT), ljus ängsfingersvamp (NT), mjölsvärting (NT), motaggsvamp (NT, T), orange taggsvamp (NT, T), Phellodon aquiloniniger (NT), skarp dropptaggsvamp (NT), sparvuggla (NT, §4), tallkötticka (NT), tallriska (NT), talltita (NT, §4), vaddporing (NT), vitplätt (NT), broskvaxing (S), fjällig jordtunga (S), honungsvaxing (S), sprödvaxing (S), svart jordtunga (S), vitvaxing agg. (S), ängsfingersvamp (S), ängsvaxing agg. (S), spillkråka (T, §4), svart taggsvamp agg. (T), tallört (aggregat) (T), kungsfågel (§4), huggorm (§6) och vanlig padda (§6). Se Figur 1.</w:t>
       </w:r>
     </w:p>
     <w:p>
@@ -449,6 +449,17 @@
         <w:rPr>
           <w:b/>
         </w:rPr>
+        <w:t xml:space="preserve">Hornvaxskinn (NT) </w:t>
+      </w:r>
+      <w:r>
+        <w:t>påträffas på gamla senvuxna, torra och hårda lågor i gamla naturskogsartade eller plockhuggna tallskogar i norra Sverige. Arten hotas av avverkning av naturskogsartade tallskogar och uttag av torrakor till timring av byggnader. Avverkning av naturskogsliknande tallskogar bör ej förekomma (SLU Artdatabanken, 2024).</w:t>
+      </w:r>
+    </w:p>
+    <w:p>
+      <w:r>
+        <w:rPr>
+          <w:b/>
+        </w:rPr>
         <w:t xml:space="preserve">Ljus ängsfingersvamp (NT) </w:t>
       </w:r>
       <w:r>
@@ -800,7 +811,7 @@
         <w:rPr>
           <w:i/>
         </w:rPr>
-        <w:t>I det avverkningsanmälda skogsområdet har 34 rödlistade arter och signalarter påträffats. Detta ska jämföras med Skogsstyrelsens uppföljning 2017 av nyckelbiotoper som visade att man i genomsnitt hittar 20,6 olika rödlistade arter och signalarter i en nyckelbiotop (Wijk, S. 2017. Biologisk mångfald i nyckelbiotoper – Resultat från inventeringen “Uppföljning biologisk mångfald” 2009–2015. Rapport 4/2017 Skogsstyrelsen, Jönköping).</w:t>
+        <w:t>I det avverkningsanmälda skogsområdet har 35 rödlistade arter och signalarter påträffats. Detta ska jämföras med Skogsstyrelsens uppföljning 2017 av nyckelbiotoper som visade att man i genomsnitt hittar 20,6 olika rödlistade arter och signalarter i en nyckelbiotop (Wijk, S. 2017. Biologisk mångfald i nyckelbiotoper – Resultat från inventeringen “Uppföljning biologisk mångfald” 2009–2015. Rapport 4/2017 Skogsstyrelsen, Jönköping).</w:t>
       </w:r>
     </w:p>
     <w:p>
@@ -829,7 +840,7 @@
         <w:rPr>
           <w:i/>
         </w:rPr>
-        <w:t>I det avverkningsanmälda skogsområdet har 40 naturvårdsarter varav 26 rödlistade arter sina livsmiljöer och växtplatser.</w:t>
+        <w:t>I det avverkningsanmälda skogsområdet har 41 naturvårdsarter varav 27 rödlistade arter sina livsmiljöer och växtplatser.</w:t>
       </w:r>
     </w:p>
     <w:p>
@@ -1400,7 +1411,7 @@
     <w:r>
       <w:tab/>
       <w:tab/>
-      <w:t>2026-09-16</w:t>
+      <w:t>2026-09-17</w:t>
       <w:br/>
       <w:br/>
     </w:r>

--- a/klagomål/A 45663-2024 FSC-klagomål.docx
+++ b/klagomål/A 45663-2024 FSC-klagomål.docx
@@ -1411,7 +1411,7 @@
     <w:r>
       <w:tab/>
       <w:tab/>
-      <w:t>2026-09-17</w:t>
+      <w:t>2026-09-18</w:t>
       <w:br/>
       <w:br/>
     </w:r>

--- a/klagomål/A 45663-2024 FSC-klagomål.docx
+++ b/klagomål/A 45663-2024 FSC-klagomål.docx
@@ -1411,7 +1411,7 @@
     <w:r>
       <w:tab/>
       <w:tab/>
-      <w:t>2026-09-18</w:t>
+      <w:t>2026-09-19</w:t>
       <w:br/>
       <w:br/>
     </w:r>

--- a/klagomål/A 45663-2024 FSC-klagomål.docx
+++ b/klagomål/A 45663-2024 FSC-klagomål.docx
@@ -1411,7 +1411,7 @@
     <w:r>
       <w:tab/>
       <w:tab/>
-      <w:t>2026-09-19</w:t>
+      <w:t>2026-09-21</w:t>
       <w:br/>
       <w:br/>
     </w:r>

--- a/klagomål/A 45663-2024 FSC-klagomål.docx
+++ b/klagomål/A 45663-2024 FSC-klagomål.docx
@@ -221,7 +221,7 @@
     </w:p>
     <w:p>
       <w:r>
-        <w:t>I och inom 25 meter från avverkningsanmälan finns fynd av 41 naturvårdsarter, varav 27 är rödlistade, 6 är fridlysta, 9 är typiska (T) och 8 är signalarter (S): goliatmusseron (VU, T), jättemusseron (VU), lakritsmusseron (VU, T), lateritticka (VU), skrovlig taggsvamp (VU), smalfotad taggsvamp (VU), spadskinn (VU), tajgataggsvamp (VU), tallgråticka (VU), torrmusseron (VU), violett fingersvamp (VU), blå taggsvamp (NT, T), dropptaggsvamp (NT, T), hornvaxskinn (NT), klofibbla (NT), ljus ängsfingersvamp (NT), mjölsvärting (NT), motaggsvamp (NT, T), orange taggsvamp (NT, T), Phellodon aquiloniniger (NT), skarp dropptaggsvamp (NT), sparvuggla (NT, §4), tallkötticka (NT), tallriska (NT), talltita (NT, §4), vaddporing (NT), vitplätt (NT), broskvaxing (S), fjällig jordtunga (S), honungsvaxing (S), sprödvaxing (S), svart jordtunga (S), vitvaxing agg. (S), ängsfingersvamp (S), ängsvaxing agg. (S), spillkråka (T, §4), svart taggsvamp agg. (T), tallört (aggregat) (T), kungsfågel (§4), huggorm (§6) och vanlig padda (§6). Se Figur 1.</w:t>
+        <w:t>I och inom 25 meter från avverkningsanmälan finns fynd av 41 naturvårdsarter, varav 26 är rödlistade, 6 är fridlysta, 10 är typiska (T) och 9 är signalarter (S): goliatmusseron (VU, T), jättemusseron (VU), lakritsmusseron (VU, T), lateritticka (VU), skrovlig taggsvamp (VU), smalfotad taggsvamp (VU), spadskinn (VU), tajgataggsvamp (VU), tallgråticka (VU), torrmusseron (VU), violett fingersvamp (VU), blå taggsvamp (NT, T), dropptaggsvamp (NT, T), klofibbla (NT), ljus ängsfingersvamp (NT), mjölsvärting (NT), motaggsvamp (NT, T), orange taggsvamp (NT, T), Phellodon aquiloniniger (NT), skarp dropptaggsvamp (NT), sparvuggla (NT, §4), tallkötticka (NT), tallriska (NT), talltita (NT, §4), vaddporing (NT), vitplätt (NT), broskvaxing (S), fjällig jordtunga (S), honungsvaxing (S), nästlav (S, T), sprödvaxing (S), svart jordtunga (S), vitvaxing agg. (S), ängsfingersvamp (S), ängsvaxing agg. (S), spillkråka (T, §4), svart taggsvamp agg. (T), tallört (aggregat) (T), kungsfågel (§4), huggorm (§6) och vanlig padda (§6). Se Figur 1.</w:t>
       </w:r>
     </w:p>
     <w:p>
@@ -449,17 +449,6 @@
         <w:rPr>
           <w:b/>
         </w:rPr>
-        <w:t xml:space="preserve">Hornvaxskinn (NT) </w:t>
-      </w:r>
-      <w:r>
-        <w:t>påträffas på gamla senvuxna, torra och hårda lågor i gamla naturskogsartade eller plockhuggna tallskogar i norra Sverige. Arten hotas av avverkning av naturskogsartade tallskogar och uttag av torrakor till timring av byggnader. Avverkning av naturskogsliknande tallskogar bör ej förekomma (SLU Artdatabanken, 2024).</w:t>
-      </w:r>
-    </w:p>
-    <w:p>
-      <w:r>
-        <w:rPr>
-          <w:b/>
-        </w:rPr>
         <w:t xml:space="preserve">Ljus ängsfingersvamp (NT) </w:t>
       </w:r>
       <w:r>
@@ -626,6 +615,26 @@
         <w:rPr>
           <w:b/>
         </w:rPr>
+        <w:t>Nästlav</w:t>
+      </w:r>
+      <w:r>
+        <w:t xml:space="preserve"> indikerar söder om den naturliga norrlandsgränsen äldre barrskogsområden med höga naturvärden där andra ovanliga nordliga barrskogsarter kan påträffas. Nästlav är typisk art för </w:t>
+      </w:r>
+      <w:r>
+        <w:rPr>
+          <w:i/>
+        </w:rPr>
+        <w:t xml:space="preserve">9010 Taiga </w:t>
+      </w:r>
+      <w:r>
+        <w:t>(Nitare &amp; Skogsstyrelsen, 2019; SLU Artdatabanken, 2025).</w:t>
+      </w:r>
+    </w:p>
+    <w:p>
+      <w:r>
+        <w:rPr>
+          <w:b/>
+        </w:rPr>
         <w:t>Spillkråka (§4)</w:t>
       </w:r>
       <w:r>
@@ -840,7 +849,7 @@
         <w:rPr>
           <w:i/>
         </w:rPr>
-        <w:t>I det avverkningsanmälda skogsområdet har 41 naturvårdsarter varav 27 rödlistade arter sina livsmiljöer och växtplatser.</w:t>
+        <w:t>I det avverkningsanmälda skogsområdet har 41 naturvårdsarter varav 26 rödlistade arter sina livsmiljöer och växtplatser.</w:t>
       </w:r>
     </w:p>
     <w:p>
@@ -1411,7 +1420,7 @@
     <w:r>
       <w:tab/>
       <w:tab/>
-      <w:t>2026-09-21</w:t>
+      <w:t>2026-09-23</w:t>
       <w:br/>
       <w:br/>
     </w:r>

--- a/klagomål/A 45663-2024 FSC-klagomål.docx
+++ b/klagomål/A 45663-2024 FSC-klagomål.docx
@@ -1420,7 +1420,7 @@
     <w:r>
       <w:tab/>
       <w:tab/>
-      <w:t>2026-09-23</w:t>
+      <w:t>2026-09-24</w:t>
       <w:br/>
       <w:br/>
     </w:r>

--- a/klagomål/A 45663-2024 FSC-klagomål.docx
+++ b/klagomål/A 45663-2024 FSC-klagomål.docx
@@ -1420,7 +1420,7 @@
     <w:r>
       <w:tab/>
       <w:tab/>
-      <w:t>2026-09-24</w:t>
+      <w:t>2026-09-25</w:t>
       <w:br/>
       <w:br/>
     </w:r>

--- a/klagomål/A 45663-2024 FSC-klagomål.docx
+++ b/klagomål/A 45663-2024 FSC-klagomål.docx
@@ -1420,7 +1420,7 @@
     <w:r>
       <w:tab/>
       <w:tab/>
-      <w:t>2026-09-25</w:t>
+      <w:t>2026-09-26</w:t>
       <w:br/>
       <w:br/>
     </w:r>

--- a/klagomål/A 45663-2024 FSC-klagomål.docx
+++ b/klagomål/A 45663-2024 FSC-klagomål.docx
@@ -1420,7 +1420,7 @@
     <w:r>
       <w:tab/>
       <w:tab/>
-      <w:t>2026-09-26</w:t>
+      <w:t>2026-09-27</w:t>
       <w:br/>
       <w:br/>
     </w:r>

--- a/klagomål/A 45663-2024 FSC-klagomål.docx
+++ b/klagomål/A 45663-2024 FSC-klagomål.docx
@@ -1420,7 +1420,7 @@
     <w:r>
       <w:tab/>
       <w:tab/>
-      <w:t>2026-09-27</w:t>
+      <w:t>2026-09-28</w:t>
       <w:br/>
       <w:br/>
     </w:r>

--- a/klagomål/A 45663-2024 FSC-klagomål.docx
+++ b/klagomål/A 45663-2024 FSC-klagomål.docx
@@ -1420,7 +1420,7 @@
     <w:r>
       <w:tab/>
       <w:tab/>
-      <w:t>2026-09-28</w:t>
+      <w:t>2026-09-29</w:t>
       <w:br/>
       <w:br/>
     </w:r>

--- a/klagomål/A 45663-2024 FSC-klagomål.docx
+++ b/klagomål/A 45663-2024 FSC-klagomål.docx
@@ -1420,7 +1420,7 @@
     <w:r>
       <w:tab/>
       <w:tab/>
-      <w:t>2026-09-29</w:t>
+      <w:t>2026-09-30</w:t>
       <w:br/>
       <w:br/>
     </w:r>

--- a/klagomål/A 45663-2024 FSC-klagomål.docx
+++ b/klagomål/A 45663-2024 FSC-klagomål.docx
@@ -1420,7 +1420,7 @@
     <w:r>
       <w:tab/>
       <w:tab/>
-      <w:t>2026-09-30</w:t>
+      <w:t>2026-10-01</w:t>
       <w:br/>
       <w:br/>
     </w:r>

--- a/klagomål/A 45663-2024 FSC-klagomål.docx
+++ b/klagomål/A 45663-2024 FSC-klagomål.docx
@@ -1420,7 +1420,7 @@
     <w:r>
       <w:tab/>
       <w:tab/>
-      <w:t>2026-10-01</w:t>
+      <w:t>2026-10-02</w:t>
       <w:br/>
       <w:br/>
     </w:r>

--- a/klagomål/A 45663-2024 FSC-klagomål.docx
+++ b/klagomål/A 45663-2024 FSC-klagomål.docx
@@ -1420,7 +1420,7 @@
     <w:r>
       <w:tab/>
       <w:tab/>
-      <w:t>2026-10-02</w:t>
+      <w:t>2026-10-03</w:t>
       <w:br/>
       <w:br/>
     </w:r>

--- a/klagomål/A 45663-2024 FSC-klagomål.docx
+++ b/klagomål/A 45663-2024 FSC-klagomål.docx
@@ -1420,7 +1420,7 @@
     <w:r>
       <w:tab/>
       <w:tab/>
-      <w:t>2026-10-03</w:t>
+      <w:t>2026-10-04</w:t>
       <w:br/>
       <w:br/>
     </w:r>

--- a/klagomål/A 45663-2024 FSC-klagomål.docx
+++ b/klagomål/A 45663-2024 FSC-klagomål.docx
@@ -1420,7 +1420,7 @@
     <w:r>
       <w:tab/>
       <w:tab/>
-      <w:t>2026-10-04</w:t>
+      <w:t>2026-10-05</w:t>
       <w:br/>
       <w:br/>
     </w:r>

--- a/klagomål/A 45663-2024 FSC-klagomål.docx
+++ b/klagomål/A 45663-2024 FSC-klagomål.docx
@@ -1420,7 +1420,7 @@
     <w:r>
       <w:tab/>
       <w:tab/>
-      <w:t>2026-10-05</w:t>
+      <w:t>2026-10-06</w:t>
       <w:br/>
       <w:br/>
     </w:r>

--- a/klagomål/A 45663-2024 FSC-klagomål.docx
+++ b/klagomål/A 45663-2024 FSC-klagomål.docx
@@ -1420,7 +1420,7 @@
     <w:r>
       <w:tab/>
       <w:tab/>
-      <w:t>2026-10-06</w:t>
+      <w:t>2026-10-07</w:t>
       <w:br/>
       <w:br/>
     </w:r>

--- a/klagomål/A 45663-2024 FSC-klagomål.docx
+++ b/klagomål/A 45663-2024 FSC-klagomål.docx
@@ -1420,7 +1420,7 @@
     <w:r>
       <w:tab/>
       <w:tab/>
-      <w:t>2026-10-07</w:t>
+      <w:t>2026-10-08</w:t>
       <w:br/>
       <w:br/>
     </w:r>

--- a/klagomål/A 45663-2024 FSC-klagomål.docx
+++ b/klagomål/A 45663-2024 FSC-klagomål.docx
@@ -1420,7 +1420,7 @@
     <w:r>
       <w:tab/>
       <w:tab/>
-      <w:t>2026-10-08</w:t>
+      <w:t>2026-10-09</w:t>
       <w:br/>
       <w:br/>
     </w:r>

--- a/klagomål/A 45663-2024 FSC-klagomål.docx
+++ b/klagomål/A 45663-2024 FSC-klagomål.docx
@@ -1420,7 +1420,7 @@
     <w:r>
       <w:tab/>
       <w:tab/>
-      <w:t>2026-10-09</w:t>
+      <w:t>2026-10-10</w:t>
       <w:br/>
       <w:br/>
     </w:r>

--- a/klagomål/A 45663-2024 FSC-klagomål.docx
+++ b/klagomål/A 45663-2024 FSC-klagomål.docx
@@ -1420,7 +1420,7 @@
     <w:r>
       <w:tab/>
       <w:tab/>
-      <w:t>2026-10-10</w:t>
+      <w:t>2026-10-11</w:t>
       <w:br/>
       <w:br/>
     </w:r>

--- a/klagomål/A 45663-2024 FSC-klagomål.docx
+++ b/klagomål/A 45663-2024 FSC-klagomål.docx
@@ -1420,7 +1420,7 @@
     <w:r>
       <w:tab/>
       <w:tab/>
-      <w:t>2026-10-11</w:t>
+      <w:t>2026-10-12</w:t>
       <w:br/>
       <w:br/>
     </w:r>

--- a/klagomål/A 45663-2024 FSC-klagomål.docx
+++ b/klagomål/A 45663-2024 FSC-klagomål.docx
@@ -1420,7 +1420,7 @@
     <w:r>
       <w:tab/>
       <w:tab/>
-      <w:t>2026-10-12</w:t>
+      <w:t>2026-10-13</w:t>
       <w:br/>
       <w:br/>
     </w:r>

--- a/klagomål/A 45663-2024 FSC-klagomål.docx
+++ b/klagomål/A 45663-2024 FSC-klagomål.docx
@@ -1420,7 +1420,7 @@
     <w:r>
       <w:tab/>
       <w:tab/>
-      <w:t>2026-10-13</w:t>
+      <w:t>2026-10-14</w:t>
       <w:br/>
       <w:br/>
     </w:r>

--- a/klagomål/A 45663-2024 FSC-klagomål.docx
+++ b/klagomål/A 45663-2024 FSC-klagomål.docx
@@ -1420,7 +1420,7 @@
     <w:r>
       <w:tab/>
       <w:tab/>
-      <w:t>2026-10-14</w:t>
+      <w:t>2026-10-15</w:t>
       <w:br/>
       <w:br/>
     </w:r>

--- a/klagomål/A 45663-2024 FSC-klagomål.docx
+++ b/klagomål/A 45663-2024 FSC-klagomål.docx
@@ -1420,7 +1420,7 @@
     <w:r>
       <w:tab/>
       <w:tab/>
-      <w:t>2026-10-15</w:t>
+      <w:t>2026-10-16</w:t>
       <w:br/>
       <w:br/>
     </w:r>

--- a/klagomål/A 45663-2024 FSC-klagomål.docx
+++ b/klagomål/A 45663-2024 FSC-klagomål.docx
@@ -1420,7 +1420,7 @@
     <w:r>
       <w:tab/>
       <w:tab/>
-      <w:t>2026-10-16</w:t>
+      <w:t>2026-10-17</w:t>
       <w:br/>
       <w:br/>
     </w:r>

--- a/klagomål/A 45663-2024 FSC-klagomål.docx
+++ b/klagomål/A 45663-2024 FSC-klagomål.docx
@@ -1420,7 +1420,7 @@
     <w:r>
       <w:tab/>
       <w:tab/>
-      <w:t>2026-10-17</w:t>
+      <w:t>2026-10-18</w:t>
       <w:br/>
       <w:br/>
     </w:r>

--- a/klagomål/A 45663-2024 FSC-klagomål.docx
+++ b/klagomål/A 45663-2024 FSC-klagomål.docx
@@ -1420,7 +1420,7 @@
     <w:r>
       <w:tab/>
       <w:tab/>
-      <w:t>2026-10-18</w:t>
+      <w:t>2026-10-19</w:t>
       <w:br/>
       <w:br/>
     </w:r>

--- a/klagomål/A 45663-2024 FSC-klagomål.docx
+++ b/klagomål/A 45663-2024 FSC-klagomål.docx
@@ -1420,7 +1420,7 @@
     <w:r>
       <w:tab/>
       <w:tab/>
-      <w:t>2026-10-19</w:t>
+      <w:t>2026-10-20</w:t>
       <w:br/>
       <w:br/>
     </w:r>

--- a/klagomål/A 45663-2024 FSC-klagomål.docx
+++ b/klagomål/A 45663-2024 FSC-klagomål.docx
@@ -1420,7 +1420,7 @@
     <w:r>
       <w:tab/>
       <w:tab/>
-      <w:t>2026-10-20</w:t>
+      <w:t>2026-10-21</w:t>
       <w:br/>
       <w:br/>
     </w:r>

--- a/klagomål/A 45663-2024 FSC-klagomål.docx
+++ b/klagomål/A 45663-2024 FSC-klagomål.docx
@@ -1420,7 +1420,7 @@
     <w:r>
       <w:tab/>
       <w:tab/>
-      <w:t>2026-10-21</w:t>
+      <w:t>2026-10-22</w:t>
       <w:br/>
       <w:br/>
     </w:r>

--- a/klagomål/A 45663-2024 FSC-klagomål.docx
+++ b/klagomål/A 45663-2024 FSC-klagomål.docx
@@ -1420,7 +1420,7 @@
     <w:r>
       <w:tab/>
       <w:tab/>
-      <w:t>2026-10-22</w:t>
+      <w:t>2026-10-23</w:t>
       <w:br/>
       <w:br/>
     </w:r>

--- a/klagomål/A 45663-2024 FSC-klagomål.docx
+++ b/klagomål/A 45663-2024 FSC-klagomål.docx
@@ -1420,7 +1420,7 @@
     <w:r>
       <w:tab/>
       <w:tab/>
-      <w:t>2026-10-23</w:t>
+      <w:t>2026-10-24</w:t>
       <w:br/>
       <w:br/>
     </w:r>

--- a/klagomål/A 45663-2024 FSC-klagomål.docx
+++ b/klagomål/A 45663-2024 FSC-klagomål.docx
@@ -1420,7 +1420,7 @@
     <w:r>
       <w:tab/>
       <w:tab/>
-      <w:t>2026-10-24</w:t>
+      <w:t>2026-10-25</w:t>
       <w:br/>
       <w:br/>
     </w:r>

--- a/klagomål/A 45663-2024 FSC-klagomål.docx
+++ b/klagomål/A 45663-2024 FSC-klagomål.docx
@@ -1420,7 +1420,7 @@
     <w:r>
       <w:tab/>
       <w:tab/>
-      <w:t>2026-10-25</w:t>
+      <w:t>2026-10-26</w:t>
       <w:br/>
       <w:br/>
     </w:r>

--- a/klagomål/A 45663-2024 FSC-klagomål.docx
+++ b/klagomål/A 45663-2024 FSC-klagomål.docx
@@ -1420,7 +1420,7 @@
     <w:r>
       <w:tab/>
       <w:tab/>
-      <w:t>2026-10-26</w:t>
+      <w:t>2026-10-27</w:t>
       <w:br/>
       <w:br/>
     </w:r>

--- a/klagomål/A 45663-2024 FSC-klagomål.docx
+++ b/klagomål/A 45663-2024 FSC-klagomål.docx
@@ -1420,7 +1420,7 @@
     <w:r>
       <w:tab/>
       <w:tab/>
-      <w:t>2026-10-27</w:t>
+      <w:t>2026-10-28</w:t>
       <w:br/>
       <w:br/>
     </w:r>

--- a/klagomål/A 45663-2024 FSC-klagomål.docx
+++ b/klagomål/A 45663-2024 FSC-klagomål.docx
@@ -1420,7 +1420,7 @@
     <w:r>
       <w:tab/>
       <w:tab/>
-      <w:t>2026-10-28</w:t>
+      <w:t>2026-10-29</w:t>
       <w:br/>
       <w:br/>
     </w:r>

--- a/klagomål/A 45663-2024 FSC-klagomål.docx
+++ b/klagomål/A 45663-2024 FSC-klagomål.docx
@@ -1420,7 +1420,7 @@
     <w:r>
       <w:tab/>
       <w:tab/>
-      <w:t>2026-10-29</w:t>
+      <w:t>2026-10-31</w:t>
       <w:br/>
       <w:br/>
     </w:r>
